--- a/tillsyn/A 34168-2026 tillsynsbegäran.docx
+++ b/tillsyn/A 34168-2026 tillsynsbegäran.docx
@@ -422,7 +422,7 @@
     <w:r>
       <w:tab/>
       <w:tab/>
-      <w:t>2026-08-27</w:t>
+      <w:t>2026-08-28</w:t>
       <w:br/>
       <w:br/>
     </w:r>

--- a/tillsyn/A 34168-2026 tillsynsbegäran.docx
+++ b/tillsyn/A 34168-2026 tillsynsbegäran.docx
@@ -422,7 +422,7 @@
     <w:r>
       <w:tab/>
       <w:tab/>
-      <w:t>2026-08-28</w:t>
+      <w:t>2026-08-29</w:t>
       <w:br/>
       <w:br/>
     </w:r>

--- a/tillsyn/A 34168-2026 tillsynsbegäran.docx
+++ b/tillsyn/A 34168-2026 tillsynsbegäran.docx
@@ -422,7 +422,7 @@
     <w:r>
       <w:tab/>
       <w:tab/>
-      <w:t>2026-08-29</w:t>
+      <w:t>2026-08-31</w:t>
       <w:br/>
       <w:br/>
     </w:r>

--- a/tillsyn/A 34168-2026 tillsynsbegäran.docx
+++ b/tillsyn/A 34168-2026 tillsynsbegäran.docx
@@ -422,7 +422,7 @@
     <w:r>
       <w:tab/>
       <w:tab/>
-      <w:t>2026-08-31</w:t>
+      <w:t>2026-09-01</w:t>
       <w:br/>
       <w:br/>
     </w:r>

--- a/tillsyn/A 34168-2026 tillsynsbegäran.docx
+++ b/tillsyn/A 34168-2026 tillsynsbegäran.docx
@@ -422,7 +422,7 @@
     <w:r>
       <w:tab/>
       <w:tab/>
-      <w:t>2026-09-01</w:t>
+      <w:t>2026-09-02</w:t>
       <w:br/>
       <w:br/>
     </w:r>

--- a/tillsyn/A 34168-2026 tillsynsbegäran.docx
+++ b/tillsyn/A 34168-2026 tillsynsbegäran.docx
@@ -422,7 +422,7 @@
     <w:r>
       <w:tab/>
       <w:tab/>
-      <w:t>2026-09-02</w:t>
+      <w:t>2026-09-03</w:t>
       <w:br/>
       <w:br/>
     </w:r>

--- a/tillsyn/A 34168-2026 tillsynsbegäran.docx
+++ b/tillsyn/A 34168-2026 tillsynsbegäran.docx
@@ -422,7 +422,7 @@
     <w:r>
       <w:tab/>
       <w:tab/>
-      <w:t>2026-09-03</w:t>
+      <w:t>2026-09-04</w:t>
       <w:br/>
       <w:br/>
     </w:r>

--- a/tillsyn/A 34168-2026 tillsynsbegäran.docx
+++ b/tillsyn/A 34168-2026 tillsynsbegäran.docx
@@ -422,7 +422,7 @@
     <w:r>
       <w:tab/>
       <w:tab/>
-      <w:t>2026-09-04</w:t>
+      <w:t>2026-09-05</w:t>
       <w:br/>
       <w:br/>
     </w:r>

--- a/tillsyn/A 34168-2026 tillsynsbegäran.docx
+++ b/tillsyn/A 34168-2026 tillsynsbegäran.docx
@@ -422,7 +422,7 @@
     <w:r>
       <w:tab/>
       <w:tab/>
-      <w:t>2026-09-05</w:t>
+      <w:t>2026-09-06</w:t>
       <w:br/>
       <w:br/>
     </w:r>

--- a/tillsyn/A 34168-2026 tillsynsbegäran.docx
+++ b/tillsyn/A 34168-2026 tillsynsbegäran.docx
@@ -422,7 +422,7 @@
     <w:r>
       <w:tab/>
       <w:tab/>
-      <w:t>2026-09-06</w:t>
+      <w:t>2026-09-07</w:t>
       <w:br/>
       <w:br/>
     </w:r>

--- a/tillsyn/A 34168-2026 tillsynsbegäran.docx
+++ b/tillsyn/A 34168-2026 tillsynsbegäran.docx
@@ -422,7 +422,7 @@
     <w:r>
       <w:tab/>
       <w:tab/>
-      <w:t>2026-09-07</w:t>
+      <w:t>2026-09-08</w:t>
       <w:br/>
       <w:br/>
     </w:r>

--- a/tillsyn/A 34168-2026 tillsynsbegäran.docx
+++ b/tillsyn/A 34168-2026 tillsynsbegäran.docx
@@ -422,7 +422,7 @@
     <w:r>
       <w:tab/>
       <w:tab/>
-      <w:t>2026-09-08</w:t>
+      <w:t>2026-09-09</w:t>
       <w:br/>
       <w:br/>
     </w:r>

--- a/tillsyn/A 34168-2026 tillsynsbegäran.docx
+++ b/tillsyn/A 34168-2026 tillsynsbegäran.docx
@@ -22,7 +22,7 @@
       <w:r>
         <w:drawing>
           <wp:inline xmlns:a="http://schemas.openxmlformats.org/drawingml/2006/main" xmlns:pic="http://schemas.openxmlformats.org/drawingml/2006/picture">
-            <wp:extent cx="5486400" cy="5139493"/>
+            <wp:extent cx="5486400" cy="5258271"/>
             <wp:docPr id="1" name="Picture 1"/>
             <wp:cNvGraphicFramePr>
               <a:graphicFrameLocks noChangeAspect="1"/>
@@ -43,7 +43,7 @@
                   <pic:spPr>
                     <a:xfrm>
                       <a:off x="0" y="0"/>
-                      <a:ext cx="5486400" cy="5139493"/>
+                      <a:ext cx="5486400" cy="5258271"/>
                     </a:xfrm>
                     <a:prstGeom prst="rect"/>
                   </pic:spPr>
@@ -65,7 +65,7 @@
     </w:p>
     <w:p>
       <w:r>
-        <w:t>I avverkningsanmälan finns fynd av 2 naturvårdsarter, varav 1 är rödlistad, 1 är fridlyst, 1 är typisk (T) och 1 är signalart (S): talltita (NT, §4) och blåmossa (S, T). Se Figur 1.</w:t>
+        <w:t>I avverkningsanmälan finns fynd av 3 naturvårdsarter, varav 1 är rödlistad, 1 är fridlyst, 2 är typiska (T) och 2 är signalarter (S): talltita (NT, §4), blåmossa (S, T) och grovticka (S, T). Se Figur 1.</w:t>
       </w:r>
     </w:p>
     <w:p>
@@ -137,6 +137,26 @@
       </w:r>
       <w:r>
         <w:t xml:space="preserve"> (SLU Artdatabanken, 2025; Nitare &amp; Skogsstyrelsen, 2019).</w:t>
+      </w:r>
+    </w:p>
+    <w:p>
+      <w:r>
+        <w:rPr>
+          <w:b/>
+        </w:rPr>
+        <w:t>Grovticka</w:t>
+      </w:r>
+      <w:r>
+        <w:t xml:space="preserve"> är i skogslandskapet främst knuten till naturskogsartad äldre barrskog. Den är där en värdefull ”gammelskogsindikator” och påträffas mest vid tallar som är över 200 år gamla.  Grovticka är typisk art för </w:t>
+      </w:r>
+      <w:r>
+        <w:rPr>
+          <w:i/>
+        </w:rPr>
+        <w:t xml:space="preserve">9060 Åsbarrskog </w:t>
+      </w:r>
+      <w:r>
+        <w:t>(Nitare &amp; Skogsstyrelsen, 2019; SLU Artdatabanken, 2025).</w:t>
       </w:r>
     </w:p>
     <w:p>
@@ -422,7 +442,7 @@
     <w:r>
       <w:tab/>
       <w:tab/>
-      <w:t>2026-09-09</w:t>
+      <w:t>2026-09-10</w:t>
       <w:br/>
       <w:br/>
     </w:r>

--- a/tillsyn/A 34168-2026 tillsynsbegäran.docx
+++ b/tillsyn/A 34168-2026 tillsynsbegäran.docx
@@ -442,7 +442,7 @@
     <w:r>
       <w:tab/>
       <w:tab/>
-      <w:t>2026-09-10</w:t>
+      <w:t>2026-09-11</w:t>
       <w:br/>
       <w:br/>
     </w:r>

--- a/tillsyn/A 34168-2026 tillsynsbegäran.docx
+++ b/tillsyn/A 34168-2026 tillsynsbegäran.docx
@@ -442,7 +442,7 @@
     <w:r>
       <w:tab/>
       <w:tab/>
-      <w:t>2026-09-11</w:t>
+      <w:t>2026-09-12</w:t>
       <w:br/>
       <w:br/>
     </w:r>
